--- a/Jenkins/Assignment12/Assignment12.docx
+++ b/Jenkins/Assignment12/Assignment12.docx
@@ -18,96 +18,17 @@
           <w:sz w:val="28"/>
           <w:szCs w:val="28"/>
         </w:rPr>
-        <w:t>Assignment 2:</w:t>
-      </w:r>
-    </w:p>
-    <w:p>
-      <w:pPr>
-        <w:rPr>
-          <w:sz w:val="24"/>
-          <w:szCs w:val="24"/>
-        </w:rPr>
-      </w:pPr>
-      <w:proofErr w:type="spellStart"/>
-      <w:r>
-        <w:rPr>
-          <w:sz w:val="24"/>
-          <w:szCs w:val="24"/>
-        </w:rPr>
-        <w:t>Github</w:t>
-      </w:r>
-      <w:proofErr w:type="spellEnd"/>
-      <w:r>
-        <w:rPr>
-          <w:sz w:val="24"/>
-          <w:szCs w:val="24"/>
-        </w:rPr>
-        <w:t xml:space="preserve"> repo you have branch 2026Q1 here you have index.html. This is private repo. In </w:t>
-      </w:r>
-      <w:proofErr w:type="spellStart"/>
-      <w:r>
-        <w:rPr>
-          <w:sz w:val="24"/>
-          <w:szCs w:val="24"/>
-        </w:rPr>
-        <w:t>jenkins</w:t>
-      </w:r>
-      <w:proofErr w:type="spellEnd"/>
-      <w:r>
-        <w:rPr>
-          <w:sz w:val="24"/>
-          <w:szCs w:val="24"/>
-        </w:rPr>
-        <w:t xml:space="preserve"> master you have </w:t>
-      </w:r>
-      <w:proofErr w:type="spellStart"/>
-      <w:r>
-        <w:rPr>
-          <w:sz w:val="24"/>
-          <w:szCs w:val="24"/>
-        </w:rPr>
-        <w:t>apache</w:t>
-      </w:r>
-      <w:proofErr w:type="spellEnd"/>
-      <w:r>
-        <w:rPr>
-          <w:sz w:val="24"/>
-          <w:szCs w:val="24"/>
-        </w:rPr>
-        <w:t xml:space="preserve"> httpd installed. create a job that will pull index.html from this repo and deploy on httpd</w:t>
-      </w:r>
-    </w:p>
-    <w:p>
-      <w:pPr>
-        <w:rPr>
-          <w:sz w:val="24"/>
-          <w:szCs w:val="24"/>
-        </w:rPr>
-      </w:pPr>
-    </w:p>
-    <w:p>
-      <w:r>
-        <w:t xml:space="preserve">Check </w:t>
-      </w:r>
-      <w:proofErr w:type="spellStart"/>
-      <w:r>
-        <w:t>Jenkinsfile</w:t>
-      </w:r>
-      <w:proofErr w:type="spellEnd"/>
-      <w:r>
-        <w:t xml:space="preserve"> in same directory.</w:t>
-      </w:r>
-    </w:p>
-    <w:p/>
-    <w:p>
-      <w:pPr>
+        <w:t xml:space="preserve">Assignment </w:t>
+      </w:r>
+      <w:r>
         <w:rPr>
           <w:b/>
           <w:bCs/>
           <w:sz w:val="28"/>
           <w:szCs w:val="28"/>
         </w:rPr>
-      </w:pPr>
+        <w:t>1</w:t>
+      </w:r>
       <w:r>
         <w:rPr>
           <w:b/>
@@ -115,9 +36,38 @@
           <w:sz w:val="28"/>
           <w:szCs w:val="28"/>
         </w:rPr>
-        <w:t>Output:</w:t>
-      </w:r>
-    </w:p>
+        <w:t>2:</w:t>
+      </w:r>
+    </w:p>
+    <w:p>
+      <w:pPr>
+        <w:rPr>
+          <w:sz w:val="24"/>
+          <w:szCs w:val="24"/>
+        </w:rPr>
+      </w:pPr>
+      <w:r>
+        <w:rPr>
+          <w:sz w:val="24"/>
+          <w:szCs w:val="24"/>
+        </w:rPr>
+        <w:t>Github repo you have branch 2026Q1 here you have index.html. This is private repo. In jenkins master you have apache httpd installed. create a job that will pull index.html from this repo and deploy on httpd</w:t>
+      </w:r>
+    </w:p>
+    <w:p>
+      <w:pPr>
+        <w:rPr>
+          <w:sz w:val="24"/>
+          <w:szCs w:val="24"/>
+        </w:rPr>
+      </w:pPr>
+    </w:p>
+    <w:p>
+      <w:r>
+        <w:t>Check Jenkinsfile in same directory.</w:t>
+      </w:r>
+    </w:p>
+    <w:p/>
     <w:p>
       <w:pPr>
         <w:rPr>
@@ -131,6 +81,26 @@
         <w:rPr>
           <w:b/>
           <w:bCs/>
+          <w:sz w:val="28"/>
+          <w:szCs w:val="28"/>
+        </w:rPr>
+        <w:t>Output:</w:t>
+      </w:r>
+    </w:p>
+    <w:p>
+      <w:pPr>
+        <w:rPr>
+          <w:b/>
+          <w:bCs/>
+          <w:sz w:val="28"/>
+          <w:szCs w:val="28"/>
+        </w:rPr>
+      </w:pPr>
+      <w:r>
+        <w:rPr>
+          <w:b/>
+          <w:bCs/>
+          <w:noProof/>
           <w:sz w:val="28"/>
           <w:szCs w:val="28"/>
         </w:rPr>
@@ -391,19 +361,8 @@
           <w:szCs w:val="21"/>
           <w:lang w:eastAsia="en-IN"/>
         </w:rPr>
-        <w:t>/.</w:t>
-      </w:r>
-      <w:proofErr w:type="spellStart"/>
-      <w:r>
-        <w:rPr>
-          <w:rFonts w:ascii="Consolas" w:eastAsia="Times New Roman" w:hAnsi="Consolas" w:cs="Courier New"/>
-          <w:sz w:val="21"/>
-          <w:szCs w:val="21"/>
-          <w:lang w:eastAsia="en-IN"/>
-        </w:rPr>
-        <w:t>jenkins</w:t>
-      </w:r>
-      <w:proofErr w:type="spellEnd"/>
+        <w:t>/.jenkins</w:t>
+      </w:r>
       <w:proofErr w:type="gramEnd"/>
       <w:r>
         <w:rPr>
@@ -795,91 +754,51 @@
           <w:szCs w:val="21"/>
           <w:lang w:eastAsia="en-IN"/>
         </w:rPr>
-        <w:t xml:space="preserve">using credential </w:t>
-      </w:r>
-      <w:proofErr w:type="spellStart"/>
-      <w:r>
-        <w:rPr>
-          <w:rFonts w:ascii="Consolas" w:eastAsia="Times New Roman" w:hAnsi="Consolas" w:cs="Courier New"/>
-          <w:sz w:val="21"/>
-          <w:szCs w:val="21"/>
-          <w:lang w:eastAsia="en-IN"/>
-        </w:rPr>
-        <w:t>ssh</w:t>
-      </w:r>
-      <w:proofErr w:type="spellEnd"/>
-      <w:r>
-        <w:rPr>
-          <w:rFonts w:ascii="Consolas" w:eastAsia="Times New Roman" w:hAnsi="Consolas" w:cs="Courier New"/>
-          <w:sz w:val="21"/>
-          <w:szCs w:val="21"/>
-          <w:lang w:eastAsia="en-IN"/>
-        </w:rPr>
-        <w:t>-key</w:t>
-      </w:r>
-    </w:p>
-    <w:p>
-      <w:pPr>
-        <w:pBdr>
-          <w:top w:val="single" w:sz="8" w:space="0" w:color="auto"/>
-          <w:left w:val="single" w:sz="8" w:space="0" w:color="auto"/>
-          <w:bottom w:val="single" w:sz="8" w:space="0" w:color="auto"/>
-          <w:right w:val="single" w:sz="8" w:space="0" w:color="auto"/>
-        </w:pBdr>
-        <w:tabs>
-          <w:tab w:val="left" w:pos="916"/>
-          <w:tab w:val="left" w:pos="1832"/>
-          <w:tab w:val="left" w:pos="2748"/>
-          <w:tab w:val="left" w:pos="3664"/>
-          <w:tab w:val="left" w:pos="4580"/>
-          <w:tab w:val="left" w:pos="5496"/>
-          <w:tab w:val="left" w:pos="6412"/>
-          <w:tab w:val="left" w:pos="7328"/>
-          <w:tab w:val="left" w:pos="8244"/>
-          <w:tab w:val="left" w:pos="9160"/>
-          <w:tab w:val="left" w:pos="10076"/>
-          <w:tab w:val="left" w:pos="10992"/>
-          <w:tab w:val="left" w:pos="11908"/>
-          <w:tab w:val="left" w:pos="12824"/>
-          <w:tab w:val="left" w:pos="13740"/>
-          <w:tab w:val="left" w:pos="14656"/>
-        </w:tabs>
-        <w:spacing w:after="0" w:line="240" w:lineRule="auto"/>
-        <w:rPr>
-          <w:rFonts w:ascii="Consolas" w:eastAsia="Times New Roman" w:hAnsi="Consolas" w:cs="Courier New"/>
-          <w:sz w:val="21"/>
-          <w:szCs w:val="21"/>
-          <w:lang w:eastAsia="en-IN"/>
-        </w:rPr>
-      </w:pPr>
-      <w:r>
-        <w:rPr>
-          <w:rFonts w:ascii="Consolas" w:eastAsia="Times New Roman" w:hAnsi="Consolas" w:cs="Courier New"/>
-          <w:sz w:val="21"/>
-          <w:szCs w:val="21"/>
-          <w:lang w:eastAsia="en-IN"/>
-        </w:rPr>
-        <w:t xml:space="preserve"> &gt; git rev-parse --resolve-git-</w:t>
-      </w:r>
-      <w:proofErr w:type="spellStart"/>
-      <w:r>
-        <w:rPr>
-          <w:rFonts w:ascii="Consolas" w:eastAsia="Times New Roman" w:hAnsi="Consolas" w:cs="Courier New"/>
-          <w:sz w:val="21"/>
-          <w:szCs w:val="21"/>
-          <w:lang w:eastAsia="en-IN"/>
-        </w:rPr>
-        <w:t>dir</w:t>
-      </w:r>
-      <w:proofErr w:type="spellEnd"/>
-      <w:r>
-        <w:rPr>
-          <w:rFonts w:ascii="Consolas" w:eastAsia="Times New Roman" w:hAnsi="Consolas" w:cs="Courier New"/>
-          <w:sz w:val="21"/>
-          <w:szCs w:val="21"/>
-          <w:lang w:eastAsia="en-IN"/>
-        </w:rPr>
-        <w:t xml:space="preserve"> /root</w:t>
+        <w:t>using credential ssh-key</w:t>
+      </w:r>
+    </w:p>
+    <w:p>
+      <w:pPr>
+        <w:pBdr>
+          <w:top w:val="single" w:sz="8" w:space="0" w:color="auto"/>
+          <w:left w:val="single" w:sz="8" w:space="0" w:color="auto"/>
+          <w:bottom w:val="single" w:sz="8" w:space="0" w:color="auto"/>
+          <w:right w:val="single" w:sz="8" w:space="0" w:color="auto"/>
+        </w:pBdr>
+        <w:tabs>
+          <w:tab w:val="left" w:pos="916"/>
+          <w:tab w:val="left" w:pos="1832"/>
+          <w:tab w:val="left" w:pos="2748"/>
+          <w:tab w:val="left" w:pos="3664"/>
+          <w:tab w:val="left" w:pos="4580"/>
+          <w:tab w:val="left" w:pos="5496"/>
+          <w:tab w:val="left" w:pos="6412"/>
+          <w:tab w:val="left" w:pos="7328"/>
+          <w:tab w:val="left" w:pos="8244"/>
+          <w:tab w:val="left" w:pos="9160"/>
+          <w:tab w:val="left" w:pos="10076"/>
+          <w:tab w:val="left" w:pos="10992"/>
+          <w:tab w:val="left" w:pos="11908"/>
+          <w:tab w:val="left" w:pos="12824"/>
+          <w:tab w:val="left" w:pos="13740"/>
+          <w:tab w:val="left" w:pos="14656"/>
+        </w:tabs>
+        <w:spacing w:after="0" w:line="240" w:lineRule="auto"/>
+        <w:rPr>
+          <w:rFonts w:ascii="Consolas" w:eastAsia="Times New Roman" w:hAnsi="Consolas" w:cs="Courier New"/>
+          <w:sz w:val="21"/>
+          <w:szCs w:val="21"/>
+          <w:lang w:eastAsia="en-IN"/>
+        </w:rPr>
+      </w:pPr>
+      <w:r>
+        <w:rPr>
+          <w:rFonts w:ascii="Consolas" w:eastAsia="Times New Roman" w:hAnsi="Consolas" w:cs="Courier New"/>
+          <w:sz w:val="21"/>
+          <w:szCs w:val="21"/>
+          <w:lang w:eastAsia="en-IN"/>
+        </w:rPr>
+        <w:t xml:space="preserve"> &gt; git rev-parse --resolve-git-dir /root</w:t>
       </w:r>
       <w:proofErr w:type="gramStart"/>
       <w:r>
@@ -889,19 +808,8 @@
           <w:szCs w:val="21"/>
           <w:lang w:eastAsia="en-IN"/>
         </w:rPr>
-        <w:t>/.</w:t>
-      </w:r>
-      <w:proofErr w:type="spellStart"/>
-      <w:r>
-        <w:rPr>
-          <w:rFonts w:ascii="Consolas" w:eastAsia="Times New Roman" w:hAnsi="Consolas" w:cs="Courier New"/>
-          <w:sz w:val="21"/>
-          <w:szCs w:val="21"/>
-          <w:lang w:eastAsia="en-IN"/>
-        </w:rPr>
-        <w:t>jenkins</w:t>
-      </w:r>
-      <w:proofErr w:type="spellEnd"/>
+        <w:t>/.jenkins</w:t>
+      </w:r>
       <w:proofErr w:type="gramEnd"/>
       <w:r>
         <w:rPr>
@@ -1429,7 +1337,6 @@
         </w:rPr>
         <w:t xml:space="preserve"> &gt; git config </w:t>
       </w:r>
-      <w:proofErr w:type="spellStart"/>
       <w:proofErr w:type="gramStart"/>
       <w:r>
         <w:rPr>
@@ -1440,7 +1347,6 @@
         </w:rPr>
         <w:t>core.sparsecheckout</w:t>
       </w:r>
-      <w:proofErr w:type="spellEnd"/>
       <w:proofErr w:type="gramEnd"/>
       <w:r>
         <w:rPr>
@@ -1921,201 +1827,139 @@
           <w:szCs w:val="21"/>
           <w:lang w:eastAsia="en-IN"/>
         </w:rPr>
-        <w:t xml:space="preserve">Deploy to </w:t>
-      </w:r>
-      <w:proofErr w:type="spellStart"/>
-      <w:r>
-        <w:rPr>
-          <w:rFonts w:ascii="Consolas" w:eastAsia="Times New Roman" w:hAnsi="Consolas" w:cs="Courier New"/>
-          <w:sz w:val="21"/>
-          <w:szCs w:val="21"/>
-          <w:lang w:eastAsia="en-IN"/>
-        </w:rPr>
-        <w:t>apache</w:t>
-      </w:r>
-      <w:proofErr w:type="spellEnd"/>
-      <w:r>
-        <w:rPr>
-          <w:rFonts w:ascii="Consolas" w:eastAsia="Times New Roman" w:hAnsi="Consolas" w:cs="Courier New"/>
-          <w:sz w:val="21"/>
-          <w:szCs w:val="21"/>
-          <w:lang w:eastAsia="en-IN"/>
-        </w:rPr>
-        <w:t xml:space="preserve"> httpd)</w:t>
-      </w:r>
-    </w:p>
-    <w:p>
-      <w:pPr>
-        <w:pBdr>
-          <w:top w:val="single" w:sz="8" w:space="0" w:color="auto"/>
-          <w:left w:val="single" w:sz="8" w:space="0" w:color="auto"/>
-          <w:bottom w:val="single" w:sz="8" w:space="0" w:color="auto"/>
-          <w:right w:val="single" w:sz="8" w:space="0" w:color="auto"/>
-        </w:pBdr>
-        <w:tabs>
-          <w:tab w:val="left" w:pos="916"/>
-          <w:tab w:val="left" w:pos="1832"/>
-          <w:tab w:val="left" w:pos="2748"/>
-          <w:tab w:val="left" w:pos="3664"/>
-          <w:tab w:val="left" w:pos="4580"/>
-          <w:tab w:val="left" w:pos="5496"/>
-          <w:tab w:val="left" w:pos="6412"/>
-          <w:tab w:val="left" w:pos="7328"/>
-          <w:tab w:val="left" w:pos="8244"/>
-          <w:tab w:val="left" w:pos="9160"/>
-          <w:tab w:val="left" w:pos="10076"/>
-          <w:tab w:val="left" w:pos="10992"/>
-          <w:tab w:val="left" w:pos="11908"/>
-          <w:tab w:val="left" w:pos="12824"/>
-          <w:tab w:val="left" w:pos="13740"/>
-          <w:tab w:val="left" w:pos="14656"/>
-        </w:tabs>
-        <w:spacing w:after="0" w:line="240" w:lineRule="auto"/>
-        <w:rPr>
-          <w:rFonts w:ascii="Consolas" w:eastAsia="Times New Roman" w:hAnsi="Consolas" w:cs="Courier New"/>
-          <w:sz w:val="21"/>
-          <w:szCs w:val="21"/>
-          <w:lang w:eastAsia="en-IN"/>
-        </w:rPr>
-      </w:pPr>
-      <w:r>
-        <w:rPr>
-          <w:rFonts w:ascii="Consolas" w:eastAsia="Times New Roman" w:hAnsi="Consolas" w:cs="Courier New"/>
-          <w:sz w:val="21"/>
-          <w:szCs w:val="21"/>
-          <w:lang w:eastAsia="en-IN"/>
-        </w:rPr>
-        <w:t xml:space="preserve">[Pipeline] </w:t>
-      </w:r>
-      <w:proofErr w:type="spellStart"/>
-      <w:r>
-        <w:rPr>
-          <w:rFonts w:ascii="Consolas" w:eastAsia="Times New Roman" w:hAnsi="Consolas" w:cs="Courier New"/>
-          <w:sz w:val="21"/>
-          <w:szCs w:val="21"/>
-          <w:lang w:eastAsia="en-IN"/>
-        </w:rPr>
-        <w:t>sh</w:t>
-      </w:r>
-      <w:proofErr w:type="spellEnd"/>
-    </w:p>
-    <w:p>
-      <w:pPr>
-        <w:pBdr>
-          <w:top w:val="single" w:sz="8" w:space="0" w:color="auto"/>
-          <w:left w:val="single" w:sz="8" w:space="0" w:color="auto"/>
-          <w:bottom w:val="single" w:sz="8" w:space="0" w:color="auto"/>
-          <w:right w:val="single" w:sz="8" w:space="0" w:color="auto"/>
-        </w:pBdr>
-        <w:tabs>
-          <w:tab w:val="left" w:pos="916"/>
-          <w:tab w:val="left" w:pos="1832"/>
-          <w:tab w:val="left" w:pos="2748"/>
-          <w:tab w:val="left" w:pos="3664"/>
-          <w:tab w:val="left" w:pos="4580"/>
-          <w:tab w:val="left" w:pos="5496"/>
-          <w:tab w:val="left" w:pos="6412"/>
-          <w:tab w:val="left" w:pos="7328"/>
-          <w:tab w:val="left" w:pos="8244"/>
-          <w:tab w:val="left" w:pos="9160"/>
-          <w:tab w:val="left" w:pos="10076"/>
-          <w:tab w:val="left" w:pos="10992"/>
-          <w:tab w:val="left" w:pos="11908"/>
-          <w:tab w:val="left" w:pos="12824"/>
-          <w:tab w:val="left" w:pos="13740"/>
-          <w:tab w:val="left" w:pos="14656"/>
-        </w:tabs>
-        <w:spacing w:after="0" w:line="240" w:lineRule="auto"/>
-        <w:rPr>
-          <w:rFonts w:ascii="Consolas" w:eastAsia="Times New Roman" w:hAnsi="Consolas" w:cs="Courier New"/>
-          <w:sz w:val="21"/>
-          <w:szCs w:val="21"/>
-          <w:lang w:eastAsia="en-IN"/>
-        </w:rPr>
-      </w:pPr>
-      <w:r>
-        <w:rPr>
-          <w:rFonts w:ascii="Consolas" w:eastAsia="Times New Roman" w:hAnsi="Consolas" w:cs="Courier New"/>
-          <w:sz w:val="21"/>
-          <w:szCs w:val="21"/>
-          <w:lang w:eastAsia="en-IN"/>
-        </w:rPr>
-        <w:t>+ echo '</w:t>
-      </w:r>
-      <w:proofErr w:type="spellStart"/>
-      <w:r>
-        <w:rPr>
-          <w:rFonts w:ascii="Consolas" w:eastAsia="Times New Roman" w:hAnsi="Consolas" w:cs="Courier New"/>
-          <w:sz w:val="21"/>
-          <w:szCs w:val="21"/>
-          <w:lang w:eastAsia="en-IN"/>
-        </w:rPr>
-        <w:t>Startingg</w:t>
-      </w:r>
-      <w:proofErr w:type="spellEnd"/>
-      <w:r>
-        <w:rPr>
-          <w:rFonts w:ascii="Consolas" w:eastAsia="Times New Roman" w:hAnsi="Consolas" w:cs="Courier New"/>
-          <w:sz w:val="21"/>
-          <w:szCs w:val="21"/>
-          <w:lang w:eastAsia="en-IN"/>
-        </w:rPr>
-        <w:t xml:space="preserve"> deployment'</w:t>
-      </w:r>
-    </w:p>
-    <w:p>
-      <w:pPr>
-        <w:pBdr>
-          <w:top w:val="single" w:sz="8" w:space="0" w:color="auto"/>
-          <w:left w:val="single" w:sz="8" w:space="0" w:color="auto"/>
-          <w:bottom w:val="single" w:sz="8" w:space="0" w:color="auto"/>
-          <w:right w:val="single" w:sz="8" w:space="0" w:color="auto"/>
-        </w:pBdr>
-        <w:tabs>
-          <w:tab w:val="left" w:pos="916"/>
-          <w:tab w:val="left" w:pos="1832"/>
-          <w:tab w:val="left" w:pos="2748"/>
-          <w:tab w:val="left" w:pos="3664"/>
-          <w:tab w:val="left" w:pos="4580"/>
-          <w:tab w:val="left" w:pos="5496"/>
-          <w:tab w:val="left" w:pos="6412"/>
-          <w:tab w:val="left" w:pos="7328"/>
-          <w:tab w:val="left" w:pos="8244"/>
-          <w:tab w:val="left" w:pos="9160"/>
-          <w:tab w:val="left" w:pos="10076"/>
-          <w:tab w:val="left" w:pos="10992"/>
-          <w:tab w:val="left" w:pos="11908"/>
-          <w:tab w:val="left" w:pos="12824"/>
-          <w:tab w:val="left" w:pos="13740"/>
-          <w:tab w:val="left" w:pos="14656"/>
-        </w:tabs>
-        <w:spacing w:after="0" w:line="240" w:lineRule="auto"/>
-        <w:rPr>
-          <w:rFonts w:ascii="Consolas" w:eastAsia="Times New Roman" w:hAnsi="Consolas" w:cs="Courier New"/>
-          <w:sz w:val="21"/>
-          <w:szCs w:val="21"/>
-          <w:lang w:eastAsia="en-IN"/>
-        </w:rPr>
-      </w:pPr>
-      <w:proofErr w:type="spellStart"/>
-      <w:r>
-        <w:rPr>
-          <w:rFonts w:ascii="Consolas" w:eastAsia="Times New Roman" w:hAnsi="Consolas" w:cs="Courier New"/>
-          <w:sz w:val="21"/>
-          <w:szCs w:val="21"/>
-          <w:lang w:eastAsia="en-IN"/>
-        </w:rPr>
-        <w:t>Startingg</w:t>
-      </w:r>
-      <w:proofErr w:type="spellEnd"/>
-      <w:r>
-        <w:rPr>
-          <w:rFonts w:ascii="Consolas" w:eastAsia="Times New Roman" w:hAnsi="Consolas" w:cs="Courier New"/>
-          <w:sz w:val="21"/>
-          <w:szCs w:val="21"/>
-          <w:lang w:eastAsia="en-IN"/>
-        </w:rPr>
-        <w:t xml:space="preserve"> deployment</w:t>
+        <w:t>Deploy to apache httpd)</w:t>
+      </w:r>
+    </w:p>
+    <w:p>
+      <w:pPr>
+        <w:pBdr>
+          <w:top w:val="single" w:sz="8" w:space="0" w:color="auto"/>
+          <w:left w:val="single" w:sz="8" w:space="0" w:color="auto"/>
+          <w:bottom w:val="single" w:sz="8" w:space="0" w:color="auto"/>
+          <w:right w:val="single" w:sz="8" w:space="0" w:color="auto"/>
+        </w:pBdr>
+        <w:tabs>
+          <w:tab w:val="left" w:pos="916"/>
+          <w:tab w:val="left" w:pos="1832"/>
+          <w:tab w:val="left" w:pos="2748"/>
+          <w:tab w:val="left" w:pos="3664"/>
+          <w:tab w:val="left" w:pos="4580"/>
+          <w:tab w:val="left" w:pos="5496"/>
+          <w:tab w:val="left" w:pos="6412"/>
+          <w:tab w:val="left" w:pos="7328"/>
+          <w:tab w:val="left" w:pos="8244"/>
+          <w:tab w:val="left" w:pos="9160"/>
+          <w:tab w:val="left" w:pos="10076"/>
+          <w:tab w:val="left" w:pos="10992"/>
+          <w:tab w:val="left" w:pos="11908"/>
+          <w:tab w:val="left" w:pos="12824"/>
+          <w:tab w:val="left" w:pos="13740"/>
+          <w:tab w:val="left" w:pos="14656"/>
+        </w:tabs>
+        <w:spacing w:after="0" w:line="240" w:lineRule="auto"/>
+        <w:rPr>
+          <w:rFonts w:ascii="Consolas" w:eastAsia="Times New Roman" w:hAnsi="Consolas" w:cs="Courier New"/>
+          <w:sz w:val="21"/>
+          <w:szCs w:val="21"/>
+          <w:lang w:eastAsia="en-IN"/>
+        </w:rPr>
+      </w:pPr>
+      <w:r>
+        <w:rPr>
+          <w:rFonts w:ascii="Consolas" w:eastAsia="Times New Roman" w:hAnsi="Consolas" w:cs="Courier New"/>
+          <w:sz w:val="21"/>
+          <w:szCs w:val="21"/>
+          <w:lang w:eastAsia="en-IN"/>
+        </w:rPr>
+        <w:t>[Pipeline] sh</w:t>
+      </w:r>
+    </w:p>
+    <w:p>
+      <w:pPr>
+        <w:pBdr>
+          <w:top w:val="single" w:sz="8" w:space="0" w:color="auto"/>
+          <w:left w:val="single" w:sz="8" w:space="0" w:color="auto"/>
+          <w:bottom w:val="single" w:sz="8" w:space="0" w:color="auto"/>
+          <w:right w:val="single" w:sz="8" w:space="0" w:color="auto"/>
+        </w:pBdr>
+        <w:tabs>
+          <w:tab w:val="left" w:pos="916"/>
+          <w:tab w:val="left" w:pos="1832"/>
+          <w:tab w:val="left" w:pos="2748"/>
+          <w:tab w:val="left" w:pos="3664"/>
+          <w:tab w:val="left" w:pos="4580"/>
+          <w:tab w:val="left" w:pos="5496"/>
+          <w:tab w:val="left" w:pos="6412"/>
+          <w:tab w:val="left" w:pos="7328"/>
+          <w:tab w:val="left" w:pos="8244"/>
+          <w:tab w:val="left" w:pos="9160"/>
+          <w:tab w:val="left" w:pos="10076"/>
+          <w:tab w:val="left" w:pos="10992"/>
+          <w:tab w:val="left" w:pos="11908"/>
+          <w:tab w:val="left" w:pos="12824"/>
+          <w:tab w:val="left" w:pos="13740"/>
+          <w:tab w:val="left" w:pos="14656"/>
+        </w:tabs>
+        <w:spacing w:after="0" w:line="240" w:lineRule="auto"/>
+        <w:rPr>
+          <w:rFonts w:ascii="Consolas" w:eastAsia="Times New Roman" w:hAnsi="Consolas" w:cs="Courier New"/>
+          <w:sz w:val="21"/>
+          <w:szCs w:val="21"/>
+          <w:lang w:eastAsia="en-IN"/>
+        </w:rPr>
+      </w:pPr>
+      <w:r>
+        <w:rPr>
+          <w:rFonts w:ascii="Consolas" w:eastAsia="Times New Roman" w:hAnsi="Consolas" w:cs="Courier New"/>
+          <w:sz w:val="21"/>
+          <w:szCs w:val="21"/>
+          <w:lang w:eastAsia="en-IN"/>
+        </w:rPr>
+        <w:t>+ echo 'Startingg deployment'</w:t>
+      </w:r>
+    </w:p>
+    <w:p>
+      <w:pPr>
+        <w:pBdr>
+          <w:top w:val="single" w:sz="8" w:space="0" w:color="auto"/>
+          <w:left w:val="single" w:sz="8" w:space="0" w:color="auto"/>
+          <w:bottom w:val="single" w:sz="8" w:space="0" w:color="auto"/>
+          <w:right w:val="single" w:sz="8" w:space="0" w:color="auto"/>
+        </w:pBdr>
+        <w:tabs>
+          <w:tab w:val="left" w:pos="916"/>
+          <w:tab w:val="left" w:pos="1832"/>
+          <w:tab w:val="left" w:pos="2748"/>
+          <w:tab w:val="left" w:pos="3664"/>
+          <w:tab w:val="left" w:pos="4580"/>
+          <w:tab w:val="left" w:pos="5496"/>
+          <w:tab w:val="left" w:pos="6412"/>
+          <w:tab w:val="left" w:pos="7328"/>
+          <w:tab w:val="left" w:pos="8244"/>
+          <w:tab w:val="left" w:pos="9160"/>
+          <w:tab w:val="left" w:pos="10076"/>
+          <w:tab w:val="left" w:pos="10992"/>
+          <w:tab w:val="left" w:pos="11908"/>
+          <w:tab w:val="left" w:pos="12824"/>
+          <w:tab w:val="left" w:pos="13740"/>
+          <w:tab w:val="left" w:pos="14656"/>
+        </w:tabs>
+        <w:spacing w:after="0" w:line="240" w:lineRule="auto"/>
+        <w:rPr>
+          <w:rFonts w:ascii="Consolas" w:eastAsia="Times New Roman" w:hAnsi="Consolas" w:cs="Courier New"/>
+          <w:sz w:val="21"/>
+          <w:szCs w:val="21"/>
+          <w:lang w:eastAsia="en-IN"/>
+        </w:rPr>
+      </w:pPr>
+      <w:r>
+        <w:rPr>
+          <w:rFonts w:ascii="Consolas" w:eastAsia="Times New Roman" w:hAnsi="Consolas" w:cs="Courier New"/>
+          <w:sz w:val="21"/>
+          <w:szCs w:val="21"/>
+          <w:lang w:eastAsia="en-IN"/>
+        </w:rPr>
+        <w:t>Startingg deployment</w:t>
       </w:r>
     </w:p>
     <w:p>
@@ -2203,111 +2047,51 @@
           <w:szCs w:val="21"/>
           <w:lang w:eastAsia="en-IN"/>
         </w:rPr>
-        <w:t xml:space="preserve">+ </w:t>
-      </w:r>
-      <w:proofErr w:type="spellStart"/>
-      <w:r>
-        <w:rPr>
-          <w:rFonts w:ascii="Consolas" w:eastAsia="Times New Roman" w:hAnsi="Consolas" w:cs="Courier New"/>
-          <w:sz w:val="21"/>
-          <w:szCs w:val="21"/>
-          <w:lang w:eastAsia="en-IN"/>
-        </w:rPr>
-        <w:t>chmod</w:t>
-      </w:r>
-      <w:proofErr w:type="spellEnd"/>
-      <w:r>
-        <w:rPr>
-          <w:rFonts w:ascii="Consolas" w:eastAsia="Times New Roman" w:hAnsi="Consolas" w:cs="Courier New"/>
-          <w:sz w:val="21"/>
-          <w:szCs w:val="21"/>
-          <w:lang w:eastAsia="en-IN"/>
-        </w:rPr>
-        <w:t xml:space="preserve"> 644 /var/www/html/index.html</w:t>
-      </w:r>
-    </w:p>
-    <w:p>
-      <w:pPr>
-        <w:pBdr>
-          <w:top w:val="single" w:sz="8" w:space="0" w:color="auto"/>
-          <w:left w:val="single" w:sz="8" w:space="0" w:color="auto"/>
-          <w:bottom w:val="single" w:sz="8" w:space="0" w:color="auto"/>
-          <w:right w:val="single" w:sz="8" w:space="0" w:color="auto"/>
-        </w:pBdr>
-        <w:tabs>
-          <w:tab w:val="left" w:pos="916"/>
-          <w:tab w:val="left" w:pos="1832"/>
-          <w:tab w:val="left" w:pos="2748"/>
-          <w:tab w:val="left" w:pos="3664"/>
-          <w:tab w:val="left" w:pos="4580"/>
-          <w:tab w:val="left" w:pos="5496"/>
-          <w:tab w:val="left" w:pos="6412"/>
-          <w:tab w:val="left" w:pos="7328"/>
-          <w:tab w:val="left" w:pos="8244"/>
-          <w:tab w:val="left" w:pos="9160"/>
-          <w:tab w:val="left" w:pos="10076"/>
-          <w:tab w:val="left" w:pos="10992"/>
-          <w:tab w:val="left" w:pos="11908"/>
-          <w:tab w:val="left" w:pos="12824"/>
-          <w:tab w:val="left" w:pos="13740"/>
-          <w:tab w:val="left" w:pos="14656"/>
-        </w:tabs>
-        <w:spacing w:after="0" w:line="240" w:lineRule="auto"/>
-        <w:rPr>
-          <w:rFonts w:ascii="Consolas" w:eastAsia="Times New Roman" w:hAnsi="Consolas" w:cs="Courier New"/>
-          <w:sz w:val="21"/>
-          <w:szCs w:val="21"/>
-          <w:lang w:eastAsia="en-IN"/>
-        </w:rPr>
-      </w:pPr>
-      <w:r>
-        <w:rPr>
-          <w:rFonts w:ascii="Consolas" w:eastAsia="Times New Roman" w:hAnsi="Consolas" w:cs="Courier New"/>
-          <w:sz w:val="21"/>
-          <w:szCs w:val="21"/>
-          <w:lang w:eastAsia="en-IN"/>
-        </w:rPr>
-        <w:t xml:space="preserve">+ </w:t>
-      </w:r>
-      <w:proofErr w:type="spellStart"/>
-      <w:r>
-        <w:rPr>
-          <w:rFonts w:ascii="Consolas" w:eastAsia="Times New Roman" w:hAnsi="Consolas" w:cs="Courier New"/>
-          <w:sz w:val="21"/>
-          <w:szCs w:val="21"/>
-          <w:lang w:eastAsia="en-IN"/>
-        </w:rPr>
-        <w:t>sudo</w:t>
-      </w:r>
-      <w:proofErr w:type="spellEnd"/>
-      <w:r>
-        <w:rPr>
-          <w:rFonts w:ascii="Consolas" w:eastAsia="Times New Roman" w:hAnsi="Consolas" w:cs="Courier New"/>
-          <w:sz w:val="21"/>
-          <w:szCs w:val="21"/>
-          <w:lang w:eastAsia="en-IN"/>
-        </w:rPr>
-        <w:t xml:space="preserve"> </w:t>
-      </w:r>
-      <w:proofErr w:type="spellStart"/>
-      <w:r>
-        <w:rPr>
-          <w:rFonts w:ascii="Consolas" w:eastAsia="Times New Roman" w:hAnsi="Consolas" w:cs="Courier New"/>
-          <w:sz w:val="21"/>
-          <w:szCs w:val="21"/>
-          <w:lang w:eastAsia="en-IN"/>
-        </w:rPr>
-        <w:t>systemctl</w:t>
-      </w:r>
-      <w:proofErr w:type="spellEnd"/>
-      <w:r>
-        <w:rPr>
-          <w:rFonts w:ascii="Consolas" w:eastAsia="Times New Roman" w:hAnsi="Consolas" w:cs="Courier New"/>
-          <w:sz w:val="21"/>
-          <w:szCs w:val="21"/>
-          <w:lang w:eastAsia="en-IN"/>
-        </w:rPr>
-        <w:t xml:space="preserve"> restart httpd</w:t>
+        <w:t>+ chmod 644 /var/www/html/index.html</w:t>
+      </w:r>
+    </w:p>
+    <w:p>
+      <w:pPr>
+        <w:pBdr>
+          <w:top w:val="single" w:sz="8" w:space="0" w:color="auto"/>
+          <w:left w:val="single" w:sz="8" w:space="0" w:color="auto"/>
+          <w:bottom w:val="single" w:sz="8" w:space="0" w:color="auto"/>
+          <w:right w:val="single" w:sz="8" w:space="0" w:color="auto"/>
+        </w:pBdr>
+        <w:tabs>
+          <w:tab w:val="left" w:pos="916"/>
+          <w:tab w:val="left" w:pos="1832"/>
+          <w:tab w:val="left" w:pos="2748"/>
+          <w:tab w:val="left" w:pos="3664"/>
+          <w:tab w:val="left" w:pos="4580"/>
+          <w:tab w:val="left" w:pos="5496"/>
+          <w:tab w:val="left" w:pos="6412"/>
+          <w:tab w:val="left" w:pos="7328"/>
+          <w:tab w:val="left" w:pos="8244"/>
+          <w:tab w:val="left" w:pos="9160"/>
+          <w:tab w:val="left" w:pos="10076"/>
+          <w:tab w:val="left" w:pos="10992"/>
+          <w:tab w:val="left" w:pos="11908"/>
+          <w:tab w:val="left" w:pos="12824"/>
+          <w:tab w:val="left" w:pos="13740"/>
+          <w:tab w:val="left" w:pos="14656"/>
+        </w:tabs>
+        <w:spacing w:after="0" w:line="240" w:lineRule="auto"/>
+        <w:rPr>
+          <w:rFonts w:ascii="Consolas" w:eastAsia="Times New Roman" w:hAnsi="Consolas" w:cs="Courier New"/>
+          <w:sz w:val="21"/>
+          <w:szCs w:val="21"/>
+          <w:lang w:eastAsia="en-IN"/>
+        </w:rPr>
+      </w:pPr>
+      <w:r>
+        <w:rPr>
+          <w:rFonts w:ascii="Consolas" w:eastAsia="Times New Roman" w:hAnsi="Consolas" w:cs="Courier New"/>
+          <w:sz w:val="21"/>
+          <w:szCs w:val="21"/>
+          <w:lang w:eastAsia="en-IN"/>
+        </w:rPr>
+        <w:t>+ sudo systemctl restart httpd</w:t>
       </w:r>
     </w:p>
     <w:p>
